--- a/Service Report Template V2.0.docx
+++ b/Service Report Template V2.0.docx
@@ -135,7 +135,25 @@
           <w:sz w:val="13"/>
           <w:szCs w:val="13"/>
         </w:rPr>
-        <w:t>, Jln 16/11, 49350, PJ, Selangor</w:t>
+        <w:t xml:space="preserve">, </w:t>
+      </w:r>
+      <w:proofErr w:type="spellStart"/>
+      <w:r>
+        <w:rPr>
+          <w:color w:val="5E5452"/>
+          <w:sz w:val="13"/>
+          <w:szCs w:val="13"/>
+        </w:rPr>
+        <w:t>Jln</w:t>
+      </w:r>
+      <w:proofErr w:type="spellEnd"/>
+      <w:r>
+        <w:rPr>
+          <w:color w:val="5E5452"/>
+          <w:sz w:val="13"/>
+          <w:szCs w:val="13"/>
+        </w:rPr>
+        <w:t xml:space="preserve"> 16/11, 49350, PJ, Selangor</w:t>
       </w:r>
     </w:p>
     <w:p>
@@ -239,6 +257,77 @@
           <w:sz w:val="28"/>
         </w:rPr>
         <w:t xml:space="preserve"> REPORT</w:t>
+      </w:r>
+      <w:r>
+        <w:rPr>
+          <w:b/>
+          <w:sz w:val="28"/>
+        </w:rPr>
+        <w:tab/>
+      </w:r>
+      <w:r>
+        <w:rPr>
+          <w:b/>
+          <w:sz w:val="28"/>
+        </w:rPr>
+        <w:tab/>
+      </w:r>
+      <w:r>
+        <w:rPr>
+          <w:b/>
+          <w:sz w:val="28"/>
+        </w:rPr>
+        <w:tab/>
+      </w:r>
+      <w:r>
+        <w:rPr>
+          <w:b/>
+          <w:sz w:val="28"/>
+        </w:rPr>
+        <w:tab/>
+      </w:r>
+      <w:r>
+        <w:rPr>
+          <w:b/>
+          <w:sz w:val="28"/>
+        </w:rPr>
+        <w:tab/>
+      </w:r>
+      <w:r>
+        <w:rPr>
+          <w:b/>
+          <w:sz w:val="28"/>
+        </w:rPr>
+        <w:tab/>
+      </w:r>
+      <w:r>
+        <w:rPr>
+          <w:b/>
+          <w:sz w:val="28"/>
+        </w:rPr>
+        <w:tab/>
+      </w:r>
+      <w:r>
+        <w:rPr>
+          <w:b/>
+          <w:sz w:val="28"/>
+        </w:rPr>
+        <w:tab/>
+      </w:r>
+      <w:r>
+        <w:rPr>
+          <w:b/>
+          <w:sz w:val="28"/>
+        </w:rPr>
+        <w:tab/>
+      </w:r>
+      <w:r>
+        <w:rPr>
+          <w:b/>
+          <w:sz w:val="14"/>
+          <w:szCs w:val="10"/>
+        </w:rPr>
+        <w:t>{{SR_NO}}</w:t>
       </w:r>
     </w:p>
     <w:p>
@@ -393,38 +482,7 @@
                 <w:sz w:val="20"/>
                 <w:szCs w:val="20"/>
               </w:rPr>
-              <w:t>{</w:t>
-            </w:r>
-            <w:r>
-              <w:rPr>
-                <w:rFonts w:asciiTheme="minorHAnsi" w:hAnsiTheme="minorHAnsi" w:cstheme="minorHAnsi"/>
-                <w:b/>
-                <w:bCs/>
-                <w:color w:val="EE0000"/>
-                <w:sz w:val="20"/>
-                <w:szCs w:val="20"/>
-              </w:rPr>
-              <w:t xml:space="preserve"> </w:t>
-            </w:r>
-            <w:r>
-              <w:rPr>
-                <w:rFonts w:asciiTheme="minorHAnsi" w:hAnsiTheme="minorHAnsi" w:cstheme="minorHAnsi"/>
-                <w:b/>
-                <w:bCs/>
-                <w:color w:val="EE0000"/>
-                <w:sz w:val="20"/>
-                <w:szCs w:val="20"/>
-              </w:rPr>
-              <w:t>Company &amp; Address</w:t>
-            </w:r>
-            <w:r>
-              <w:rPr>
-                <w:rFonts w:asciiTheme="minorHAnsi" w:hAnsiTheme="minorHAnsi" w:cstheme="minorHAnsi"/>
-                <w:color w:val="EE0000"/>
-                <w:sz w:val="20"/>
-                <w:szCs w:val="20"/>
-              </w:rPr>
-              <w:t xml:space="preserve"> }</w:t>
+              <w:t>{{CLIENT_COMPANY}} + {{CLIENT_ADDRESS}}</w:t>
             </w:r>
           </w:p>
         </w:tc>
@@ -493,38 +551,7 @@
                 <w:sz w:val="20"/>
                 <w:szCs w:val="20"/>
               </w:rPr>
-              <w:t>{</w:t>
-            </w:r>
-            <w:r>
-              <w:rPr>
-                <w:rFonts w:asciiTheme="minorHAnsi" w:hAnsiTheme="minorHAnsi" w:cstheme="minorHAnsi"/>
-                <w:b/>
-                <w:bCs/>
-                <w:color w:val="EE0000"/>
-                <w:sz w:val="20"/>
-                <w:szCs w:val="20"/>
-              </w:rPr>
-              <w:t xml:space="preserve"> </w:t>
-            </w:r>
-            <w:r>
-              <w:rPr>
-                <w:rFonts w:asciiTheme="minorHAnsi" w:hAnsiTheme="minorHAnsi" w:cstheme="minorHAnsi"/>
-                <w:b/>
-                <w:bCs/>
-                <w:color w:val="EE0000"/>
-                <w:sz w:val="20"/>
-                <w:szCs w:val="20"/>
-              </w:rPr>
-              <w:t>Site Name</w:t>
-            </w:r>
-            <w:r>
-              <w:rPr>
-                <w:rFonts w:asciiTheme="minorHAnsi" w:hAnsiTheme="minorHAnsi" w:cstheme="minorHAnsi"/>
-                <w:color w:val="EE0000"/>
-                <w:sz w:val="20"/>
-                <w:szCs w:val="20"/>
-              </w:rPr>
-              <w:t xml:space="preserve"> }</w:t>
+              <w:t>{{STORE_NAME}}</w:t>
             </w:r>
           </w:p>
         </w:tc>
@@ -597,38 +624,7 @@
                 <w:sz w:val="20"/>
                 <w:szCs w:val="20"/>
               </w:rPr>
-              <w:t>{</w:t>
-            </w:r>
-            <w:r>
-              <w:rPr>
-                <w:rFonts w:asciiTheme="minorHAnsi" w:hAnsiTheme="minorHAnsi" w:cstheme="minorHAnsi"/>
-                <w:b/>
-                <w:bCs/>
-                <w:color w:val="EE0000"/>
-                <w:sz w:val="20"/>
-                <w:szCs w:val="20"/>
-              </w:rPr>
-              <w:t xml:space="preserve"> </w:t>
-            </w:r>
-            <w:r>
-              <w:rPr>
-                <w:rFonts w:asciiTheme="minorHAnsi" w:hAnsiTheme="minorHAnsi" w:cstheme="minorHAnsi"/>
-                <w:b/>
-                <w:bCs/>
-                <w:color w:val="EE0000"/>
-                <w:sz w:val="20"/>
-                <w:szCs w:val="20"/>
-              </w:rPr>
-              <w:t>Site Address</w:t>
-            </w:r>
-            <w:r>
-              <w:rPr>
-                <w:rFonts w:asciiTheme="minorHAnsi" w:hAnsiTheme="minorHAnsi" w:cstheme="minorHAnsi"/>
-                <w:color w:val="EE0000"/>
-                <w:sz w:val="20"/>
-                <w:szCs w:val="20"/>
-              </w:rPr>
-              <w:t xml:space="preserve"> }</w:t>
+              <w:t>{{STORE_ADDRESS}}</w:t>
             </w:r>
           </w:p>
         </w:tc>
@@ -703,38 +699,7 @@
                 <w:sz w:val="20"/>
                 <w:szCs w:val="20"/>
               </w:rPr>
-              <w:t>{</w:t>
-            </w:r>
-            <w:r>
-              <w:rPr>
-                <w:rFonts w:asciiTheme="minorHAnsi" w:hAnsiTheme="minorHAnsi" w:cstheme="minorHAnsi"/>
-                <w:b/>
-                <w:bCs/>
-                <w:color w:val="EE0000"/>
-                <w:sz w:val="20"/>
-                <w:szCs w:val="20"/>
-              </w:rPr>
-              <w:t xml:space="preserve"> </w:t>
-            </w:r>
-            <w:r>
-              <w:rPr>
-                <w:rFonts w:asciiTheme="minorHAnsi" w:hAnsiTheme="minorHAnsi" w:cstheme="minorHAnsi"/>
-                <w:b/>
-                <w:bCs/>
-                <w:color w:val="EE0000"/>
-                <w:sz w:val="20"/>
-                <w:szCs w:val="20"/>
-              </w:rPr>
-              <w:t>Site Contact Person</w:t>
-            </w:r>
-            <w:r>
-              <w:rPr>
-                <w:rFonts w:asciiTheme="minorHAnsi" w:hAnsiTheme="minorHAnsi" w:cstheme="minorHAnsi"/>
-                <w:color w:val="EE0000"/>
-                <w:sz w:val="20"/>
-                <w:szCs w:val="20"/>
-              </w:rPr>
-              <w:t xml:space="preserve"> }</w:t>
+              <w:t>{{PIC_NAME}}</w:t>
             </w:r>
           </w:p>
         </w:tc>
@@ -796,36 +761,7 @@
                 <w:rFonts w:eastAsia="Times New Roman"/>
                 <w:color w:val="EE0000"/>
               </w:rPr>
-              <w:t>{</w:t>
-            </w:r>
-            <w:r>
-              <w:rPr>
-                <w:rFonts w:asciiTheme="minorHAnsi" w:hAnsiTheme="minorHAnsi" w:cstheme="minorHAnsi"/>
-                <w:b/>
-                <w:bCs/>
-                <w:color w:val="EE0000"/>
-                <w:sz w:val="20"/>
-                <w:szCs w:val="20"/>
-              </w:rPr>
-              <w:t xml:space="preserve"> </w:t>
-            </w:r>
-            <w:r>
-              <w:rPr>
-                <w:rFonts w:asciiTheme="minorHAnsi" w:hAnsiTheme="minorHAnsi" w:cstheme="minorHAnsi"/>
-                <w:b/>
-                <w:bCs/>
-                <w:color w:val="EE0000"/>
-                <w:sz w:val="20"/>
-                <w:szCs w:val="20"/>
-              </w:rPr>
-              <w:t>Tel No</w:t>
-            </w:r>
-            <w:r>
-              <w:rPr>
-                <w:rFonts w:eastAsia="Times New Roman"/>
-                <w:color w:val="EE0000"/>
-              </w:rPr>
-              <w:t xml:space="preserve"> }</w:t>
+              <w:t>{{PIC_TEL}}</w:t>
             </w:r>
           </w:p>
         </w:tc>
@@ -966,49 +902,7 @@
                 <w:sz w:val="20"/>
                 <w:szCs w:val="20"/>
               </w:rPr>
-              <w:t>{</w:t>
-            </w:r>
-            <w:r>
-              <w:rPr>
-                <w:rFonts w:asciiTheme="minorHAnsi" w:hAnsiTheme="minorHAnsi" w:cstheme="minorHAnsi"/>
-                <w:b/>
-                <w:bCs/>
-                <w:color w:val="EE0000"/>
-                <w:sz w:val="20"/>
-                <w:szCs w:val="20"/>
-              </w:rPr>
-              <w:t xml:space="preserve"> </w:t>
-            </w:r>
-            <w:r>
-              <w:rPr>
-                <w:rFonts w:asciiTheme="minorHAnsi" w:hAnsiTheme="minorHAnsi" w:cstheme="minorHAnsi"/>
-                <w:b/>
-                <w:bCs/>
-                <w:color w:val="EE0000"/>
-                <w:sz w:val="20"/>
-                <w:szCs w:val="20"/>
-              </w:rPr>
-              <w:t>WO# / QT#</w:t>
-            </w:r>
-            <w:r>
-              <w:rPr>
-                <w:rFonts w:asciiTheme="minorHAnsi" w:hAnsiTheme="minorHAnsi" w:cstheme="minorHAnsi"/>
-                <w:b/>
-                <w:bCs/>
-                <w:color w:val="EE0000"/>
-                <w:sz w:val="20"/>
-                <w:szCs w:val="20"/>
-              </w:rPr>
-              <w:t xml:space="preserve"> </w:t>
-            </w:r>
-            <w:r>
-              <w:rPr>
-                <w:rFonts w:asciiTheme="minorHAnsi" w:hAnsiTheme="minorHAnsi" w:cstheme="minorHAnsi"/>
-                <w:color w:val="EE0000"/>
-                <w:sz w:val="20"/>
-                <w:szCs w:val="20"/>
-              </w:rPr>
-              <w:t>}</w:t>
+              <w:t>{{WO_NO}} / {{QT_NO}}</w:t>
             </w:r>
           </w:p>
         </w:tc>
@@ -1063,7 +957,27 @@
                 <w:sz w:val="20"/>
                 <w:szCs w:val="20"/>
               </w:rPr>
-              <w:t>{hh}</w:t>
+              <w:t>{</w:t>
+            </w:r>
+            <w:proofErr w:type="spellStart"/>
+            <w:r>
+              <w:rPr>
+                <w:rFonts w:asciiTheme="minorHAnsi" w:hAnsiTheme="minorHAnsi" w:cstheme="minorHAnsi"/>
+                <w:color w:val="EE0000"/>
+                <w:sz w:val="20"/>
+                <w:szCs w:val="20"/>
+              </w:rPr>
+              <w:t>hh</w:t>
+            </w:r>
+            <w:proofErr w:type="spellEnd"/>
+            <w:r>
+              <w:rPr>
+                <w:rFonts w:asciiTheme="minorHAnsi" w:hAnsiTheme="minorHAnsi" w:cstheme="minorHAnsi"/>
+                <w:color w:val="EE0000"/>
+                <w:sz w:val="20"/>
+                <w:szCs w:val="20"/>
+              </w:rPr>
+              <w:t>}</w:t>
             </w:r>
           </w:p>
         </w:tc>
@@ -1147,38 +1061,7 @@
                 <w:sz w:val="20"/>
                 <w:szCs w:val="20"/>
               </w:rPr>
-              <w:t>{</w:t>
-            </w:r>
-            <w:r>
-              <w:rPr>
-                <w:rFonts w:asciiTheme="minorHAnsi" w:hAnsiTheme="minorHAnsi" w:cstheme="minorHAnsi"/>
-                <w:b/>
-                <w:bCs/>
-                <w:color w:val="EE0000"/>
-                <w:sz w:val="20"/>
-                <w:szCs w:val="20"/>
-              </w:rPr>
-              <w:t xml:space="preserve"> </w:t>
-            </w:r>
-            <w:r>
-              <w:rPr>
-                <w:rFonts w:asciiTheme="minorHAnsi" w:hAnsiTheme="minorHAnsi" w:cstheme="minorHAnsi"/>
-                <w:b/>
-                <w:bCs/>
-                <w:color w:val="EE0000"/>
-                <w:sz w:val="20"/>
-                <w:szCs w:val="20"/>
-              </w:rPr>
-              <w:t>Approved by</w:t>
-            </w:r>
-            <w:r>
-              <w:rPr>
-                <w:rFonts w:asciiTheme="minorHAnsi" w:hAnsiTheme="minorHAnsi" w:cstheme="minorHAnsi"/>
-                <w:color w:val="EE0000"/>
-                <w:sz w:val="20"/>
-                <w:szCs w:val="20"/>
-              </w:rPr>
-              <w:t xml:space="preserve"> Name}</w:t>
+              <w:t>{{APPROVED_BY}}</w:t>
             </w:r>
           </w:p>
         </w:tc>
@@ -1252,7 +1135,27 @@
                 <w:sz w:val="20"/>
                 <w:szCs w:val="20"/>
               </w:rPr>
-              <w:t>{hh}</w:t>
+              <w:t>{</w:t>
+            </w:r>
+            <w:proofErr w:type="spellStart"/>
+            <w:r>
+              <w:rPr>
+                <w:rFonts w:asciiTheme="minorHAnsi" w:hAnsiTheme="minorHAnsi" w:cstheme="minorHAnsi"/>
+                <w:color w:val="EE0000"/>
+                <w:sz w:val="20"/>
+                <w:szCs w:val="20"/>
+              </w:rPr>
+              <w:t>hh</w:t>
+            </w:r>
+            <w:proofErr w:type="spellEnd"/>
+            <w:r>
+              <w:rPr>
+                <w:rFonts w:asciiTheme="minorHAnsi" w:hAnsiTheme="minorHAnsi" w:cstheme="minorHAnsi"/>
+                <w:color w:val="EE0000"/>
+                <w:sz w:val="20"/>
+                <w:szCs w:val="20"/>
+              </w:rPr>
+              <w:t>}</w:t>
             </w:r>
           </w:p>
         </w:tc>
@@ -1447,7 +1350,7 @@
                 <w:sz w:val="20"/>
                 <w:szCs w:val="20"/>
               </w:rPr>
-              <w:t>Affected Screen</w:t>
+              <w:t>{{AFFECTED_SCREEN}}</w:t>
             </w:r>
           </w:p>
         </w:tc>
@@ -1775,6 +1678,7 @@
                 <w:szCs w:val="20"/>
               </w:rPr>
             </w:pPr>
+            <w:proofErr w:type="spellStart"/>
             <w:r>
               <w:rPr>
                 <w:rFonts w:asciiTheme="minorHAnsi" w:hAnsiTheme="minorHAnsi" w:cstheme="minorHAnsi"/>
@@ -1786,6 +1690,7 @@
               </w:rPr>
               <w:t>DemoTV</w:t>
             </w:r>
+            <w:proofErr w:type="spellEnd"/>
           </w:p>
         </w:tc>
         <w:tc>
@@ -1912,6 +1817,7 @@
                 <w:szCs w:val="20"/>
               </w:rPr>
             </w:pPr>
+            <w:proofErr w:type="spellStart"/>
             <w:r>
               <w:rPr>
                 <w:rFonts w:asciiTheme="minorHAnsi" w:hAnsiTheme="minorHAnsi" w:cstheme="minorHAnsi"/>
@@ -1923,6 +1829,7 @@
               </w:rPr>
               <w:t>MyGadget</w:t>
             </w:r>
+            <w:proofErr w:type="spellEnd"/>
           </w:p>
         </w:tc>
         <w:tc>
@@ -2049,17 +1956,43 @@
                 <w:szCs w:val="20"/>
               </w:rPr>
             </w:pPr>
-            <w:r>
-              <w:rPr>
-                <w:rFonts w:asciiTheme="minorHAnsi" w:hAnsiTheme="minorHAnsi" w:cstheme="minorHAnsi"/>
-                <w:b/>
-                <w:bCs/>
-                <w:color w:val="EE0000"/>
-                <w:sz w:val="20"/>
-                <w:szCs w:val="20"/>
-              </w:rPr>
-              <w:t>MyHome / DemoTV</w:t>
-            </w:r>
+            <w:proofErr w:type="spellStart"/>
+            <w:r>
+              <w:rPr>
+                <w:rFonts w:asciiTheme="minorHAnsi" w:hAnsiTheme="minorHAnsi" w:cstheme="minorHAnsi"/>
+                <w:b/>
+                <w:bCs/>
+                <w:color w:val="EE0000"/>
+                <w:sz w:val="20"/>
+                <w:szCs w:val="20"/>
+              </w:rPr>
+              <w:t>MyHome</w:t>
+            </w:r>
+            <w:proofErr w:type="spellEnd"/>
+            <w:r>
+              <w:rPr>
+                <w:rFonts w:asciiTheme="minorHAnsi" w:hAnsiTheme="minorHAnsi" w:cstheme="minorHAnsi"/>
+                <w:b/>
+                <w:bCs/>
+                <w:color w:val="EE0000"/>
+                <w:sz w:val="20"/>
+                <w:szCs w:val="20"/>
+              </w:rPr>
+              <w:t xml:space="preserve"> / </w:t>
+            </w:r>
+            <w:proofErr w:type="spellStart"/>
+            <w:r>
+              <w:rPr>
+                <w:rFonts w:asciiTheme="minorHAnsi" w:hAnsiTheme="minorHAnsi" w:cstheme="minorHAnsi"/>
+                <w:b/>
+                <w:bCs/>
+                <w:color w:val="EE0000"/>
+                <w:sz w:val="20"/>
+                <w:szCs w:val="20"/>
+              </w:rPr>
+              <w:t>DemoTV</w:t>
+            </w:r>
+            <w:proofErr w:type="spellEnd"/>
           </w:p>
         </w:tc>
         <w:tc>
@@ -2186,16 +2119,29 @@
                 <w:szCs w:val="20"/>
               </w:rPr>
             </w:pPr>
-            <w:r>
-              <w:rPr>
-                <w:rFonts w:asciiTheme="minorHAnsi" w:hAnsiTheme="minorHAnsi" w:cstheme="minorHAnsi"/>
-                <w:b/>
-                <w:bCs/>
-                <w:color w:val="EE0000"/>
-                <w:sz w:val="20"/>
-                <w:szCs w:val="20"/>
-              </w:rPr>
-              <w:t>MyHotlink / Hotlink</w:t>
+            <w:proofErr w:type="spellStart"/>
+            <w:r>
+              <w:rPr>
+                <w:rFonts w:asciiTheme="minorHAnsi" w:hAnsiTheme="minorHAnsi" w:cstheme="minorHAnsi"/>
+                <w:b/>
+                <w:bCs/>
+                <w:color w:val="EE0000"/>
+                <w:sz w:val="20"/>
+                <w:szCs w:val="20"/>
+              </w:rPr>
+              <w:t>MyHotlink</w:t>
+            </w:r>
+            <w:proofErr w:type="spellEnd"/>
+            <w:r>
+              <w:rPr>
+                <w:rFonts w:asciiTheme="minorHAnsi" w:hAnsiTheme="minorHAnsi" w:cstheme="minorHAnsi"/>
+                <w:b/>
+                <w:bCs/>
+                <w:color w:val="EE0000"/>
+                <w:sz w:val="20"/>
+                <w:szCs w:val="20"/>
+              </w:rPr>
+              <w:t xml:space="preserve"> / Hotlink</w:t>
             </w:r>
           </w:p>
         </w:tc>
@@ -2323,16 +2269,29 @@
                 <w:szCs w:val="20"/>
               </w:rPr>
             </w:pPr>
-            <w:r>
-              <w:rPr>
-                <w:rFonts w:asciiTheme="minorHAnsi" w:hAnsiTheme="minorHAnsi" w:cstheme="minorHAnsi"/>
-                <w:b/>
-                <w:bCs/>
-                <w:color w:val="EE0000"/>
-                <w:sz w:val="20"/>
-                <w:szCs w:val="20"/>
-              </w:rPr>
-              <w:t>MyBusiness / Business</w:t>
+            <w:proofErr w:type="spellStart"/>
+            <w:r>
+              <w:rPr>
+                <w:rFonts w:asciiTheme="minorHAnsi" w:hAnsiTheme="minorHAnsi" w:cstheme="minorHAnsi"/>
+                <w:b/>
+                <w:bCs/>
+                <w:color w:val="EE0000"/>
+                <w:sz w:val="20"/>
+                <w:szCs w:val="20"/>
+              </w:rPr>
+              <w:t>MyBusiness</w:t>
+            </w:r>
+            <w:proofErr w:type="spellEnd"/>
+            <w:r>
+              <w:rPr>
+                <w:rFonts w:asciiTheme="minorHAnsi" w:hAnsiTheme="minorHAnsi" w:cstheme="minorHAnsi"/>
+                <w:b/>
+                <w:bCs/>
+                <w:color w:val="EE0000"/>
+                <w:sz w:val="20"/>
+                <w:szCs w:val="20"/>
+              </w:rPr>
+              <w:t xml:space="preserve"> / Business</w:t>
             </w:r>
           </w:p>
         </w:tc>
@@ -2460,6 +2419,7 @@
                 <w:szCs w:val="20"/>
               </w:rPr>
             </w:pPr>
+            <w:proofErr w:type="spellStart"/>
             <w:r>
               <w:rPr>
                 <w:rFonts w:asciiTheme="minorHAnsi" w:hAnsiTheme="minorHAnsi" w:cstheme="minorHAnsi"/>
@@ -2471,6 +2431,7 @@
               </w:rPr>
               <w:t>MyLifestyle</w:t>
             </w:r>
+            <w:proofErr w:type="spellEnd"/>
           </w:p>
         </w:tc>
         <w:tc>
@@ -2597,6 +2558,7 @@
                 <w:szCs w:val="20"/>
               </w:rPr>
             </w:pPr>
+            <w:proofErr w:type="spellStart"/>
             <w:r>
               <w:rPr>
                 <w:rFonts w:asciiTheme="minorHAnsi" w:hAnsiTheme="minorHAnsi" w:cstheme="minorHAnsi"/>
@@ -2608,6 +2570,7 @@
               </w:rPr>
               <w:t>Brandwall</w:t>
             </w:r>
+            <w:proofErr w:type="spellEnd"/>
           </w:p>
         </w:tc>
         <w:tc>
@@ -3355,7 +3318,7 @@
                 <w:sz w:val="20"/>
                 <w:szCs w:val="20"/>
               </w:rPr>
-              <w:t>{Sign}</w:t>
+              <w:t>{{SIGNATURE_IMAGE}}</w:t>
             </w:r>
           </w:p>
           <w:p>
@@ -3385,11 +3348,7 @@
                 <w:szCs w:val="20"/>
               </w:rPr>
             </w:pPr>
-          </w:p>
-          <w:p>
-            <w:pPr>
-              <w:pStyle w:val="TableParagraph"/>
-              <w:spacing w:before="0"/>
+            <w:r>
               <w:rPr>
                 <w:rFonts w:asciiTheme="minorHAnsi" w:hAnsiTheme="minorHAnsi" w:cstheme="minorHAnsi"/>
                 <w:b/>
@@ -3398,8 +3357,13 @@
                 <w:sz w:val="20"/>
                 <w:szCs w:val="20"/>
               </w:rPr>
-            </w:pPr>
-            <w:r>
+              <w:t>{Name}</w:t>
+            </w:r>
+          </w:p>
+          <w:p>
+            <w:pPr>
+              <w:pStyle w:val="TableParagraph"/>
+              <w:spacing w:before="0"/>
               <w:rPr>
                 <w:rFonts w:asciiTheme="minorHAnsi" w:hAnsiTheme="minorHAnsi" w:cstheme="minorHAnsi"/>
                 <w:b/>
@@ -3408,8 +3372,7 @@
                 <w:sz w:val="20"/>
                 <w:szCs w:val="20"/>
               </w:rPr>
-              <w:t>{Name}</w:t>
-            </w:r>
+            </w:pPr>
           </w:p>
           <w:p>
             <w:pPr>
@@ -3424,11 +3387,7 @@
                 <w:szCs w:val="20"/>
               </w:rPr>
             </w:pPr>
-          </w:p>
-          <w:p>
-            <w:pPr>
-              <w:pStyle w:val="TableParagraph"/>
-              <w:spacing w:before="0"/>
+            <w:r>
               <w:rPr>
                 <w:rFonts w:asciiTheme="minorHAnsi" w:hAnsiTheme="minorHAnsi" w:cstheme="minorHAnsi"/>
                 <w:b/>
@@ -3437,7 +3396,9 @@
                 <w:sz w:val="20"/>
                 <w:szCs w:val="20"/>
               </w:rPr>
-            </w:pPr>
+              <w:t>{</w:t>
+            </w:r>
+            <w:proofErr w:type="gramStart"/>
             <w:r>
               <w:rPr>
                 <w:rFonts w:asciiTheme="minorHAnsi" w:hAnsiTheme="minorHAnsi" w:cstheme="minorHAnsi"/>
@@ -3447,7 +3408,19 @@
                 <w:sz w:val="20"/>
                 <w:szCs w:val="20"/>
               </w:rPr>
-              <w:t>{date , time}</w:t>
+              <w:t>date ,</w:t>
+            </w:r>
+            <w:proofErr w:type="gramEnd"/>
+            <w:r>
+              <w:rPr>
+                <w:rFonts w:asciiTheme="minorHAnsi" w:hAnsiTheme="minorHAnsi" w:cstheme="minorHAnsi"/>
+                <w:b/>
+                <w:bCs/>
+                <w:color w:val="C0504D" w:themeColor="accent2"/>
+                <w:sz w:val="20"/>
+                <w:szCs w:val="20"/>
+              </w:rPr>
+              <w:t xml:space="preserve"> time}</w:t>
             </w:r>
           </w:p>
         </w:tc>
